--- a/Documentação/Roteiro de Fases/Fase 1.3.docx
+++ b/Documentação/Roteiro de Fases/Fase 1.3.docx
@@ -251,17 +251,7 @@
           <w:sz w:val="32"/>
           <w:szCs w:val="32"/>
         </w:rPr>
-        <w:t xml:space="preserve">Cenas </w:t>
-      </w:r>
-      <w:r>
-        <w:rPr>
-          <w:rFonts w:ascii="Arial" w:eastAsia="Goudy Type" w:hAnsi="Arial" w:cs="Arial"/>
-          <w:b/>
-          <w:bCs/>
-          <w:sz w:val="32"/>
-          <w:szCs w:val="32"/>
-        </w:rPr>
-        <w:t>Fase 1.3 – O Tesouro do Condor</w:t>
+        <w:t>Cenas Fase 1.3 – O Tesouro do Condor</w:t>
       </w:r>
     </w:p>
     <w:p>
@@ -758,43 +748,13 @@
           <w:b/>
           <w:bCs/>
         </w:rPr>
-        <w:t>O Artefato</w:t>
+        <w:t xml:space="preserve">O Artefato: A Faca Cerimonial (Tumi) </w:t>
       </w:r>
       <w:r>
         <w:rPr>
           <w:rFonts w:ascii="Arial" w:eastAsia="Goudy Type" w:hAnsi="Arial" w:cs="Arial"/>
-          <w:b/>
-          <w:bCs/>
-        </w:rPr>
-        <w:t xml:space="preserve">: A </w:t>
-      </w:r>
-      <w:r>
-        <w:rPr>
-          <w:rFonts w:ascii="Arial" w:eastAsia="Goudy Type" w:hAnsi="Arial" w:cs="Arial"/>
-          <w:b/>
-          <w:bCs/>
-        </w:rPr>
-        <w:t>Faca Cerimonial (Tumi)</w:t>
-      </w:r>
-      <w:r>
-        <w:rPr>
-          <w:rFonts w:ascii="Arial" w:eastAsia="Goudy Type" w:hAnsi="Arial" w:cs="Arial"/>
-          <w:b/>
-          <w:bCs/>
-        </w:rPr>
-        <w:t xml:space="preserve"> </w:t>
-      </w:r>
-      <w:r>
-        <w:rPr>
-          <w:rFonts w:ascii="Arial" w:eastAsia="Goudy Type" w:hAnsi="Arial" w:cs="Arial"/>
-        </w:rPr>
-        <w:t>é u</w:t>
-      </w:r>
-      <w:r>
-        <w:rPr>
-          <w:rFonts w:ascii="Arial" w:eastAsia="Goudy Type" w:hAnsi="Arial" w:cs="Arial"/>
-        </w:rPr>
-        <w:t>m objeto cultural feito de liga de ouro e prata, representando uma divindade ou o próprio condor.</w:t>
+        </w:rPr>
+        <w:t>é um objeto cultural feito de liga de ouro e prata, representando uma divindade ou o próprio condor.</w:t>
       </w:r>
     </w:p>
     <w:p>
@@ -971,6 +931,701 @@
         <w:jc w:val="center"/>
         <w:rPr>
           <w:rFonts w:ascii="Arial" w:eastAsia="Goudy Type" w:hAnsi="Arial" w:cs="Arial"/>
+        </w:rPr>
+      </w:pPr>
+    </w:p>
+    <w:p>
+      <w:pPr>
+        <w:pStyle w:val="PargrafodaLista"/>
+        <w:spacing w:after="0"/>
+        <w:jc w:val="center"/>
+        <w:rPr>
+          <w:rFonts w:ascii="Arial" w:eastAsia="Goudy Type" w:hAnsi="Arial" w:cs="Arial"/>
+          <w:b/>
+          <w:bCs/>
+          <w:sz w:val="32"/>
+          <w:szCs w:val="32"/>
+        </w:rPr>
+      </w:pPr>
+      <w:r>
+        <w:rPr>
+          <w:rFonts w:ascii="Arial" w:eastAsia="Goudy Type" w:hAnsi="Arial" w:cs="Arial"/>
+          <w:b/>
+          <w:bCs/>
+          <w:sz w:val="32"/>
+          <w:szCs w:val="32"/>
+        </w:rPr>
+        <w:t>Mapa de Imagens</w:t>
+      </w:r>
+    </w:p>
+    <w:p>
+      <w:pPr>
+        <w:pStyle w:val="PargrafodaLista"/>
+        <w:spacing w:after="0"/>
+        <w:jc w:val="center"/>
+        <w:rPr>
+          <w:rFonts w:ascii="Arial" w:eastAsia="Goudy Type" w:hAnsi="Arial" w:cs="Arial"/>
+          <w:b/>
+          <w:bCs/>
+          <w:sz w:val="32"/>
+          <w:szCs w:val="32"/>
+        </w:rPr>
+      </w:pPr>
+    </w:p>
+    <w:tbl>
+      <w:tblPr>
+        <w:tblW w:w="0" w:type="auto"/>
+        <w:jc w:val="center"/>
+        <w:tblCellSpacing w:w="15" w:type="dxa"/>
+        <w:tblCellMar>
+          <w:top w:w="15" w:type="dxa"/>
+          <w:left w:w="15" w:type="dxa"/>
+          <w:bottom w:w="15" w:type="dxa"/>
+          <w:right w:w="15" w:type="dxa"/>
+        </w:tblCellMar>
+        <w:tblLook w:val="04A0" w:firstRow="1" w:lastRow="0" w:firstColumn="1" w:lastColumn="0" w:noHBand="0" w:noVBand="1"/>
+      </w:tblPr>
+      <w:tblGrid>
+        <w:gridCol w:w="3253"/>
+        <w:gridCol w:w="2409"/>
+      </w:tblGrid>
+      <w:tr>
+        <w:trPr>
+          <w:trHeight w:val="482"/>
+          <w:tblHeader/>
+          <w:tblCellSpacing w:w="15" w:type="dxa"/>
+          <w:jc w:val="center"/>
+        </w:trPr>
+        <w:tc>
+          <w:tcPr>
+            <w:tcW w:w="3208" w:type="dxa"/>
+            <w:tcBorders>
+              <w:top w:val="single" w:sz="6" w:space="0" w:color="auto"/>
+              <w:left w:val="single" w:sz="6" w:space="0" w:color="auto"/>
+              <w:bottom w:val="single" w:sz="6" w:space="0" w:color="auto"/>
+              <w:right w:val="single" w:sz="6" w:space="0" w:color="auto"/>
+            </w:tcBorders>
+            <w:hideMark/>
+          </w:tcPr>
+          <w:p>
+            <w:pPr>
+              <w:jc w:val="center"/>
+              <w:rPr>
+                <w:rFonts w:ascii="Arial" w:eastAsia="Goudy Type" w:hAnsi="Arial" w:cs="Arial"/>
+              </w:rPr>
+            </w:pPr>
+            <w:r>
+              <w:rPr>
+                <w:rFonts w:ascii="Arial" w:eastAsia="Goudy Type" w:hAnsi="Arial" w:cs="Arial"/>
+                <w:b/>
+                <w:bCs/>
+              </w:rPr>
+              <w:t>Imagem</w:t>
+            </w:r>
+          </w:p>
+        </w:tc>
+        <w:tc>
+          <w:tcPr>
+            <w:tcW w:w="2364" w:type="dxa"/>
+            <w:tcBorders>
+              <w:top w:val="single" w:sz="6" w:space="0" w:color="auto"/>
+              <w:left w:val="single" w:sz="6" w:space="0" w:color="auto"/>
+              <w:bottom w:val="single" w:sz="6" w:space="0" w:color="auto"/>
+              <w:right w:val="single" w:sz="6" w:space="0" w:color="auto"/>
+            </w:tcBorders>
+            <w:hideMark/>
+          </w:tcPr>
+          <w:p>
+            <w:pPr>
+              <w:jc w:val="center"/>
+              <w:rPr>
+                <w:rFonts w:ascii="Arial" w:eastAsia="Goudy Type" w:hAnsi="Arial" w:cs="Arial"/>
+              </w:rPr>
+            </w:pPr>
+            <w:r>
+              <w:rPr>
+                <w:rFonts w:ascii="Arial" w:eastAsia="Goudy Type" w:hAnsi="Arial" w:cs="Arial"/>
+                <w:b/>
+                <w:bCs/>
+              </w:rPr>
+              <w:t>Situação</w:t>
+            </w:r>
+          </w:p>
+        </w:tc>
+      </w:tr>
+      <w:tr>
+        <w:trPr>
+          <w:trHeight w:val="470"/>
+          <w:tblCellSpacing w:w="15" w:type="dxa"/>
+          <w:jc w:val="center"/>
+        </w:trPr>
+        <w:tc>
+          <w:tcPr>
+            <w:tcW w:w="3208" w:type="dxa"/>
+            <w:tcBorders>
+              <w:top w:val="single" w:sz="6" w:space="0" w:color="auto"/>
+              <w:left w:val="single" w:sz="6" w:space="0" w:color="auto"/>
+              <w:bottom w:val="single" w:sz="6" w:space="0" w:color="auto"/>
+              <w:right w:val="single" w:sz="6" w:space="0" w:color="auto"/>
+            </w:tcBorders>
+            <w:vAlign w:val="center"/>
+            <w:hideMark/>
+          </w:tcPr>
+          <w:p>
+            <w:pPr>
+              <w:jc w:val="center"/>
+              <w:rPr>
+                <w:rFonts w:ascii="Arial" w:eastAsia="Goudy Type" w:hAnsi="Arial" w:cs="Arial"/>
+              </w:rPr>
+            </w:pPr>
+            <w:r>
+              <w:rPr>
+                <w:rFonts w:ascii="Arial" w:eastAsia="Goudy Type" w:hAnsi="Arial" w:cs="Arial"/>
+                <w:b/>
+                <w:bCs/>
+              </w:rPr>
+              <w:t>Cena 01</w:t>
+            </w:r>
+          </w:p>
+        </w:tc>
+        <w:tc>
+          <w:tcPr>
+            <w:tcW w:w="2364" w:type="dxa"/>
+            <w:tcBorders>
+              <w:top w:val="single" w:sz="6" w:space="0" w:color="auto"/>
+              <w:left w:val="single" w:sz="6" w:space="0" w:color="auto"/>
+              <w:bottom w:val="single" w:sz="6" w:space="0" w:color="auto"/>
+              <w:right w:val="single" w:sz="6" w:space="0" w:color="auto"/>
+            </w:tcBorders>
+            <w:vAlign w:val="center"/>
+            <w:hideMark/>
+          </w:tcPr>
+          <w:p>
+            <w:pPr>
+              <w:spacing w:after="0"/>
+              <w:rPr>
+                <w:rFonts w:ascii="Arial" w:eastAsia="Goudy Type" w:hAnsi="Arial" w:cs="Arial"/>
+              </w:rPr>
+            </w:pPr>
+          </w:p>
+        </w:tc>
+      </w:tr>
+      <w:tr>
+        <w:trPr>
+          <w:trHeight w:val="482"/>
+          <w:tblCellSpacing w:w="15" w:type="dxa"/>
+          <w:jc w:val="center"/>
+        </w:trPr>
+        <w:tc>
+          <w:tcPr>
+            <w:tcW w:w="3208" w:type="dxa"/>
+            <w:tcBorders>
+              <w:top w:val="single" w:sz="6" w:space="0" w:color="auto"/>
+              <w:left w:val="single" w:sz="6" w:space="0" w:color="auto"/>
+              <w:bottom w:val="single" w:sz="6" w:space="0" w:color="auto"/>
+              <w:right w:val="single" w:sz="6" w:space="0" w:color="auto"/>
+            </w:tcBorders>
+            <w:vAlign w:val="center"/>
+            <w:hideMark/>
+          </w:tcPr>
+          <w:p>
+            <w:pPr>
+              <w:jc w:val="center"/>
+              <w:rPr>
+                <w:rFonts w:ascii="Arial" w:eastAsia="Goudy Type" w:hAnsi="Arial" w:cs="Arial"/>
+                <w:b/>
+                <w:bCs/>
+              </w:rPr>
+            </w:pPr>
+            <w:r>
+              <w:rPr>
+                <w:rFonts w:ascii="Arial" w:eastAsia="Goudy Type" w:hAnsi="Arial" w:cs="Arial"/>
+                <w:b/>
+                <w:bCs/>
+              </w:rPr>
+              <w:t>Cena 02</w:t>
+            </w:r>
+          </w:p>
+        </w:tc>
+        <w:tc>
+          <w:tcPr>
+            <w:tcW w:w="2364" w:type="dxa"/>
+            <w:tcBorders>
+              <w:top w:val="single" w:sz="6" w:space="0" w:color="auto"/>
+              <w:left w:val="single" w:sz="6" w:space="0" w:color="auto"/>
+              <w:bottom w:val="single" w:sz="6" w:space="0" w:color="auto"/>
+              <w:right w:val="single" w:sz="6" w:space="0" w:color="auto"/>
+            </w:tcBorders>
+            <w:vAlign w:val="center"/>
+            <w:hideMark/>
+          </w:tcPr>
+          <w:p>
+            <w:pPr>
+              <w:rPr>
+                <w:rFonts w:ascii="Arial" w:eastAsia="Goudy Type" w:hAnsi="Arial" w:cs="Arial"/>
+              </w:rPr>
+            </w:pPr>
+          </w:p>
+        </w:tc>
+      </w:tr>
+      <w:tr>
+        <w:trPr>
+          <w:trHeight w:val="482"/>
+          <w:tblCellSpacing w:w="15" w:type="dxa"/>
+          <w:jc w:val="center"/>
+        </w:trPr>
+        <w:tc>
+          <w:tcPr>
+            <w:tcW w:w="3208" w:type="dxa"/>
+            <w:tcBorders>
+              <w:top w:val="single" w:sz="6" w:space="0" w:color="auto"/>
+              <w:left w:val="single" w:sz="6" w:space="0" w:color="auto"/>
+              <w:bottom w:val="single" w:sz="6" w:space="0" w:color="auto"/>
+              <w:right w:val="single" w:sz="6" w:space="0" w:color="auto"/>
+            </w:tcBorders>
+            <w:vAlign w:val="center"/>
+          </w:tcPr>
+          <w:p>
+            <w:pPr>
+              <w:jc w:val="center"/>
+              <w:rPr>
+                <w:rFonts w:ascii="Arial" w:eastAsia="Goudy Type" w:hAnsi="Arial" w:cs="Arial"/>
+                <w:b/>
+                <w:bCs/>
+              </w:rPr>
+            </w:pPr>
+            <w:r>
+              <w:rPr>
+                <w:rFonts w:ascii="Arial" w:eastAsia="Goudy Type" w:hAnsi="Arial" w:cs="Arial"/>
+                <w:b/>
+                <w:bCs/>
+              </w:rPr>
+              <w:t>Cena 03</w:t>
+            </w:r>
+          </w:p>
+        </w:tc>
+        <w:tc>
+          <w:tcPr>
+            <w:tcW w:w="2364" w:type="dxa"/>
+            <w:tcBorders>
+              <w:top w:val="single" w:sz="6" w:space="0" w:color="auto"/>
+              <w:left w:val="single" w:sz="6" w:space="0" w:color="auto"/>
+              <w:bottom w:val="single" w:sz="6" w:space="0" w:color="auto"/>
+              <w:right w:val="single" w:sz="6" w:space="0" w:color="auto"/>
+            </w:tcBorders>
+            <w:vAlign w:val="center"/>
+          </w:tcPr>
+          <w:p>
+            <w:pPr>
+              <w:rPr>
+                <w:rFonts w:ascii="Arial" w:eastAsia="Goudy Type" w:hAnsi="Arial" w:cs="Arial"/>
+                <w:b/>
+                <w:bCs/>
+              </w:rPr>
+            </w:pPr>
+          </w:p>
+        </w:tc>
+      </w:tr>
+      <w:tr>
+        <w:trPr>
+          <w:trHeight w:val="470"/>
+          <w:tblCellSpacing w:w="15" w:type="dxa"/>
+          <w:jc w:val="center"/>
+        </w:trPr>
+        <w:tc>
+          <w:tcPr>
+            <w:tcW w:w="3208" w:type="dxa"/>
+            <w:tcBorders>
+              <w:top w:val="single" w:sz="6" w:space="0" w:color="auto"/>
+              <w:left w:val="single" w:sz="6" w:space="0" w:color="auto"/>
+              <w:bottom w:val="single" w:sz="6" w:space="0" w:color="auto"/>
+              <w:right w:val="single" w:sz="6" w:space="0" w:color="auto"/>
+            </w:tcBorders>
+            <w:vAlign w:val="center"/>
+          </w:tcPr>
+          <w:p>
+            <w:pPr>
+              <w:jc w:val="center"/>
+              <w:rPr>
+                <w:rFonts w:ascii="Arial" w:eastAsia="Goudy Type" w:hAnsi="Arial" w:cs="Arial"/>
+                <w:b/>
+                <w:bCs/>
+              </w:rPr>
+            </w:pPr>
+            <w:r>
+              <w:rPr>
+                <w:rFonts w:ascii="Arial" w:eastAsia="Goudy Type" w:hAnsi="Arial" w:cs="Arial"/>
+                <w:b/>
+                <w:bCs/>
+              </w:rPr>
+              <w:t>Cena 04</w:t>
+            </w:r>
+          </w:p>
+        </w:tc>
+        <w:tc>
+          <w:tcPr>
+            <w:tcW w:w="2364" w:type="dxa"/>
+            <w:tcBorders>
+              <w:top w:val="single" w:sz="6" w:space="0" w:color="auto"/>
+              <w:left w:val="single" w:sz="6" w:space="0" w:color="auto"/>
+              <w:bottom w:val="single" w:sz="6" w:space="0" w:color="auto"/>
+              <w:right w:val="single" w:sz="6" w:space="0" w:color="auto"/>
+            </w:tcBorders>
+            <w:vAlign w:val="center"/>
+          </w:tcPr>
+          <w:p>
+            <w:pPr>
+              <w:rPr>
+                <w:rFonts w:ascii="Arial" w:eastAsia="Goudy Type" w:hAnsi="Arial" w:cs="Arial"/>
+                <w:b/>
+                <w:bCs/>
+              </w:rPr>
+            </w:pPr>
+          </w:p>
+        </w:tc>
+      </w:tr>
+      <w:tr>
+        <w:trPr>
+          <w:trHeight w:val="482"/>
+          <w:tblCellSpacing w:w="15" w:type="dxa"/>
+          <w:jc w:val="center"/>
+        </w:trPr>
+        <w:tc>
+          <w:tcPr>
+            <w:tcW w:w="3208" w:type="dxa"/>
+            <w:tcBorders>
+              <w:top w:val="single" w:sz="6" w:space="0" w:color="auto"/>
+              <w:left w:val="single" w:sz="6" w:space="0" w:color="auto"/>
+              <w:bottom w:val="single" w:sz="6" w:space="0" w:color="auto"/>
+              <w:right w:val="single" w:sz="6" w:space="0" w:color="auto"/>
+            </w:tcBorders>
+            <w:vAlign w:val="center"/>
+          </w:tcPr>
+          <w:p>
+            <w:pPr>
+              <w:jc w:val="center"/>
+              <w:rPr>
+                <w:rFonts w:ascii="Arial" w:eastAsia="Goudy Type" w:hAnsi="Arial" w:cs="Arial"/>
+                <w:b/>
+                <w:bCs/>
+              </w:rPr>
+            </w:pPr>
+            <w:r>
+              <w:rPr>
+                <w:rFonts w:ascii="Arial" w:eastAsia="Goudy Type" w:hAnsi="Arial" w:cs="Arial"/>
+                <w:b/>
+                <w:bCs/>
+              </w:rPr>
+              <w:t>Lanterna</w:t>
+            </w:r>
+          </w:p>
+        </w:tc>
+        <w:tc>
+          <w:tcPr>
+            <w:tcW w:w="2364" w:type="dxa"/>
+            <w:tcBorders>
+              <w:top w:val="single" w:sz="6" w:space="0" w:color="auto"/>
+              <w:left w:val="single" w:sz="6" w:space="0" w:color="auto"/>
+              <w:bottom w:val="single" w:sz="6" w:space="0" w:color="auto"/>
+              <w:right w:val="single" w:sz="6" w:space="0" w:color="auto"/>
+            </w:tcBorders>
+            <w:vAlign w:val="center"/>
+          </w:tcPr>
+          <w:p>
+            <w:pPr>
+              <w:rPr>
+                <w:rFonts w:ascii="Arial" w:eastAsia="Goudy Type" w:hAnsi="Arial" w:cs="Arial"/>
+                <w:b/>
+                <w:bCs/>
+              </w:rPr>
+            </w:pPr>
+            <w:r>
+              <w:rPr>
+                <w:rFonts w:ascii="Arial" w:eastAsia="Goudy Type" w:hAnsi="Arial" w:cs="Arial"/>
+              </w:rPr>
+              <w:t>OK</w:t>
+            </w:r>
+          </w:p>
+        </w:tc>
+      </w:tr>
+      <w:tr>
+        <w:trPr>
+          <w:trHeight w:val="470"/>
+          <w:tblCellSpacing w:w="15" w:type="dxa"/>
+          <w:jc w:val="center"/>
+        </w:trPr>
+        <w:tc>
+          <w:tcPr>
+            <w:tcW w:w="3208" w:type="dxa"/>
+            <w:tcBorders>
+              <w:top w:val="single" w:sz="6" w:space="0" w:color="auto"/>
+              <w:left w:val="single" w:sz="6" w:space="0" w:color="auto"/>
+              <w:bottom w:val="single" w:sz="6" w:space="0" w:color="auto"/>
+              <w:right w:val="single" w:sz="6" w:space="0" w:color="auto"/>
+            </w:tcBorders>
+            <w:vAlign w:val="center"/>
+          </w:tcPr>
+          <w:p>
+            <w:pPr>
+              <w:jc w:val="center"/>
+              <w:rPr>
+                <w:rFonts w:ascii="Arial" w:eastAsia="Goudy Type" w:hAnsi="Arial" w:cs="Arial"/>
+                <w:b/>
+                <w:bCs/>
+              </w:rPr>
+            </w:pPr>
+            <w:r>
+              <w:rPr>
+                <w:rFonts w:ascii="Arial" w:eastAsia="Goudy Type" w:hAnsi="Arial" w:cs="Arial"/>
+                <w:b/>
+                <w:bCs/>
+              </w:rPr>
+              <w:t>Picareta</w:t>
+            </w:r>
+          </w:p>
+        </w:tc>
+        <w:tc>
+          <w:tcPr>
+            <w:tcW w:w="2364" w:type="dxa"/>
+            <w:tcBorders>
+              <w:top w:val="single" w:sz="6" w:space="0" w:color="auto"/>
+              <w:left w:val="single" w:sz="6" w:space="0" w:color="auto"/>
+              <w:bottom w:val="single" w:sz="6" w:space="0" w:color="auto"/>
+              <w:right w:val="single" w:sz="6" w:space="0" w:color="auto"/>
+            </w:tcBorders>
+            <w:vAlign w:val="center"/>
+          </w:tcPr>
+          <w:p>
+            <w:pPr>
+              <w:rPr>
+                <w:rFonts w:ascii="Arial" w:eastAsia="Goudy Type" w:hAnsi="Arial" w:cs="Arial"/>
+                <w:b/>
+                <w:bCs/>
+              </w:rPr>
+            </w:pPr>
+            <w:r>
+              <w:rPr>
+                <w:rFonts w:ascii="Arial" w:eastAsia="Goudy Type" w:hAnsi="Arial" w:cs="Arial"/>
+              </w:rPr>
+              <w:t>OK</w:t>
+            </w:r>
+          </w:p>
+        </w:tc>
+      </w:tr>
+      <w:tr>
+        <w:trPr>
+          <w:trHeight w:val="482"/>
+          <w:tblCellSpacing w:w="15" w:type="dxa"/>
+          <w:jc w:val="center"/>
+        </w:trPr>
+        <w:tc>
+          <w:tcPr>
+            <w:tcW w:w="3208" w:type="dxa"/>
+            <w:tcBorders>
+              <w:top w:val="single" w:sz="6" w:space="0" w:color="auto"/>
+              <w:left w:val="single" w:sz="6" w:space="0" w:color="auto"/>
+              <w:bottom w:val="single" w:sz="6" w:space="0" w:color="auto"/>
+              <w:right w:val="single" w:sz="6" w:space="0" w:color="auto"/>
+            </w:tcBorders>
+            <w:vAlign w:val="center"/>
+          </w:tcPr>
+          <w:p>
+            <w:pPr>
+              <w:jc w:val="center"/>
+              <w:rPr>
+                <w:rFonts w:ascii="Arial" w:eastAsia="Goudy Type" w:hAnsi="Arial" w:cs="Arial"/>
+                <w:b/>
+                <w:bCs/>
+              </w:rPr>
+            </w:pPr>
+            <w:r>
+              <w:rPr>
+                <w:rFonts w:ascii="Arial" w:eastAsia="Goudy Type" w:hAnsi="Arial" w:cs="Arial"/>
+                <w:b/>
+                <w:bCs/>
+              </w:rPr>
+              <w:t>Faca Cerimonial (Tumi)</w:t>
+            </w:r>
+          </w:p>
+        </w:tc>
+        <w:tc>
+          <w:tcPr>
+            <w:tcW w:w="2364" w:type="dxa"/>
+            <w:tcBorders>
+              <w:top w:val="single" w:sz="6" w:space="0" w:color="auto"/>
+              <w:left w:val="single" w:sz="6" w:space="0" w:color="auto"/>
+              <w:bottom w:val="single" w:sz="6" w:space="0" w:color="auto"/>
+              <w:right w:val="single" w:sz="6" w:space="0" w:color="auto"/>
+            </w:tcBorders>
+            <w:vAlign w:val="center"/>
+          </w:tcPr>
+          <w:p>
+            <w:pPr>
+              <w:rPr>
+                <w:rFonts w:ascii="Arial" w:eastAsia="Goudy Type" w:hAnsi="Arial" w:cs="Arial"/>
+                <w:b/>
+                <w:bCs/>
+              </w:rPr>
+            </w:pPr>
+          </w:p>
+        </w:tc>
+      </w:tr>
+      <w:tr>
+        <w:trPr>
+          <w:trHeight w:val="482"/>
+          <w:tblCellSpacing w:w="15" w:type="dxa"/>
+          <w:jc w:val="center"/>
+        </w:trPr>
+        <w:tc>
+          <w:tcPr>
+            <w:tcW w:w="3208" w:type="dxa"/>
+            <w:tcBorders>
+              <w:top w:val="single" w:sz="6" w:space="0" w:color="auto"/>
+              <w:left w:val="single" w:sz="6" w:space="0" w:color="auto"/>
+              <w:bottom w:val="single" w:sz="6" w:space="0" w:color="auto"/>
+              <w:right w:val="single" w:sz="6" w:space="0" w:color="auto"/>
+            </w:tcBorders>
+            <w:vAlign w:val="center"/>
+          </w:tcPr>
+          <w:p>
+            <w:pPr>
+              <w:jc w:val="center"/>
+              <w:rPr>
+                <w:rFonts w:ascii="Arial" w:eastAsia="Goudy Type" w:hAnsi="Arial" w:cs="Arial"/>
+                <w:b/>
+                <w:bCs/>
+              </w:rPr>
+            </w:pPr>
+            <w:r>
+              <w:rPr>
+                <w:rFonts w:ascii="Arial" w:eastAsia="Goudy Type" w:hAnsi="Arial" w:cs="Arial"/>
+                <w:b/>
+                <w:bCs/>
+              </w:rPr>
+              <w:t>C</w:t>
+            </w:r>
+            <w:r>
+              <w:rPr>
+                <w:rFonts w:ascii="Arial" w:eastAsia="Goudy Type" w:hAnsi="Arial" w:cs="Arial"/>
+                <w:b/>
+                <w:bCs/>
+              </w:rPr>
+              <w:t>ondor</w:t>
+            </w:r>
+          </w:p>
+        </w:tc>
+        <w:tc>
+          <w:tcPr>
+            <w:tcW w:w="2364" w:type="dxa"/>
+            <w:tcBorders>
+              <w:top w:val="single" w:sz="6" w:space="0" w:color="auto"/>
+              <w:left w:val="single" w:sz="6" w:space="0" w:color="auto"/>
+              <w:bottom w:val="single" w:sz="6" w:space="0" w:color="auto"/>
+              <w:right w:val="single" w:sz="6" w:space="0" w:color="auto"/>
+            </w:tcBorders>
+            <w:vAlign w:val="center"/>
+          </w:tcPr>
+          <w:p>
+            <w:pPr>
+              <w:spacing w:after="0"/>
+              <w:jc w:val="both"/>
+              <w:rPr>
+                <w:rFonts w:ascii="Arial" w:eastAsia="Goudy Type" w:hAnsi="Arial" w:cs="Arial"/>
+              </w:rPr>
+            </w:pPr>
+          </w:p>
+        </w:tc>
+      </w:tr>
+      <w:tr>
+        <w:trPr>
+          <w:trHeight w:val="482"/>
+          <w:tblCellSpacing w:w="15" w:type="dxa"/>
+          <w:jc w:val="center"/>
+        </w:trPr>
+        <w:tc>
+          <w:tcPr>
+            <w:tcW w:w="3208" w:type="dxa"/>
+            <w:tcBorders>
+              <w:top w:val="single" w:sz="6" w:space="0" w:color="auto"/>
+              <w:left w:val="single" w:sz="6" w:space="0" w:color="auto"/>
+              <w:bottom w:val="single" w:sz="6" w:space="0" w:color="auto"/>
+              <w:right w:val="single" w:sz="6" w:space="0" w:color="auto"/>
+            </w:tcBorders>
+            <w:vAlign w:val="center"/>
+          </w:tcPr>
+          <w:p>
+            <w:pPr>
+              <w:jc w:val="center"/>
+              <w:rPr>
+                <w:rFonts w:ascii="Arial" w:eastAsia="Goudy Type" w:hAnsi="Arial" w:cs="Arial"/>
+                <w:b/>
+                <w:bCs/>
+              </w:rPr>
+            </w:pPr>
+          </w:p>
+        </w:tc>
+        <w:tc>
+          <w:tcPr>
+            <w:tcW w:w="2364" w:type="dxa"/>
+            <w:tcBorders>
+              <w:top w:val="single" w:sz="6" w:space="0" w:color="auto"/>
+              <w:left w:val="single" w:sz="6" w:space="0" w:color="auto"/>
+              <w:bottom w:val="single" w:sz="6" w:space="0" w:color="auto"/>
+              <w:right w:val="single" w:sz="6" w:space="0" w:color="auto"/>
+            </w:tcBorders>
+            <w:vAlign w:val="center"/>
+          </w:tcPr>
+          <w:p>
+            <w:pPr>
+              <w:spacing w:after="0"/>
+              <w:jc w:val="both"/>
+              <w:rPr>
+                <w:rFonts w:ascii="Arial" w:eastAsia="Goudy Type" w:hAnsi="Arial" w:cs="Arial"/>
+              </w:rPr>
+            </w:pPr>
+          </w:p>
+        </w:tc>
+      </w:tr>
+    </w:tbl>
+    <w:p>
+      <w:pPr>
+        <w:pStyle w:val="PargrafodaLista"/>
+        <w:spacing w:after="0"/>
+        <w:jc w:val="center"/>
+        <w:rPr>
+          <w:rFonts w:ascii="Arial" w:eastAsia="Goudy Type" w:hAnsi="Arial" w:cs="Arial"/>
+          <w:b/>
+          <w:bCs/>
+          <w:sz w:val="32"/>
+          <w:szCs w:val="32"/>
+        </w:rPr>
+      </w:pPr>
+    </w:p>
+    <w:p>
+      <w:pPr>
+        <w:pStyle w:val="PargrafodaLista"/>
+        <w:spacing w:after="0"/>
+        <w:jc w:val="center"/>
+        <w:rPr>
+          <w:rFonts w:ascii="Arial" w:eastAsia="Goudy Type" w:hAnsi="Arial" w:cs="Arial"/>
+          <w:b/>
+          <w:bCs/>
+          <w:sz w:val="32"/>
+          <w:szCs w:val="32"/>
+        </w:rPr>
+      </w:pPr>
+    </w:p>
+    <w:p>
+      <w:pPr>
+        <w:pStyle w:val="PargrafodaLista"/>
+        <w:spacing w:after="0"/>
+        <w:jc w:val="center"/>
+        <w:rPr>
+          <w:rFonts w:ascii="Arial" w:eastAsia="Goudy Type" w:hAnsi="Arial" w:cs="Arial"/>
+          <w:b/>
+          <w:bCs/>
+          <w:sz w:val="32"/>
+          <w:szCs w:val="32"/>
         </w:rPr>
       </w:pPr>
     </w:p>
@@ -1116,15 +1771,7 @@
                 <w:b/>
                 <w:bCs/>
               </w:rPr>
-              <w:t>Sonor</w:t>
-            </w:r>
-            <w:r>
-              <w:rPr>
-                <w:rFonts w:ascii="Arial" w:eastAsia="Goudy Type" w:hAnsi="Arial" w:cs="Arial"/>
-                <w:b/>
-                <w:bCs/>
-              </w:rPr>
-              <w:t>o</w:t>
+              <w:t>Sonoro</w:t>
             </w:r>
             <w:r>
               <w:rPr>
@@ -1288,6 +1935,7 @@
                 <w:b/>
                 <w:bCs/>
               </w:rPr>
+              <w:lastRenderedPageBreak/>
               <w:t>Recompensa</w:t>
             </w:r>
           </w:p>
@@ -6006,6 +6654,7 @@
   <w:style w:type="character" w:default="1" w:styleId="Tipodeletrapredefinidodopargrafo">
     <w:name w:val="Default Paragraph Font"/>
     <w:uiPriority w:val="1"/>
+    <w:semiHidden/>
     <w:unhideWhenUsed/>
   </w:style>
   <w:style w:type="table" w:default="1" w:styleId="Tabelanormal">
